--- a/controllers/templates/mau_bao_cao_dau_thau.docx
+++ b/controllers/templates/mau_bao_cao_dau_thau.docx
@@ -9,7 +9,6 @@
       <w:r>
         <w:rPr>
           <w:rFonts w:ascii="Times New Roman" w:hAnsi="Times New Roman"/>
-          <w:b/>
           <w:sz w:val="24"/>
         </w:rPr>
         <w:t>CỘNG HÒA XÃ HỘI CHỦ NGHĨA VIỆT NAM</w:t>
@@ -17,7 +16,6 @@
       <w:r>
         <w:rPr>
           <w:rFonts w:ascii="Times New Roman" w:hAnsi="Times New Roman"/>
-          <w:b/>
           <w:sz w:val="24"/>
         </w:rPr>
         <w:br/>
@@ -25,7 +23,6 @@
       <w:r>
         <w:rPr>
           <w:rFonts w:ascii="Times New Roman" w:hAnsi="Times New Roman"/>
-          <w:b/>
           <w:sz w:val="26"/>
           <w:u w:val="single"/>
         </w:rPr>
@@ -34,7 +31,6 @@
       <w:r>
         <w:rPr>
           <w:rFonts w:ascii="Times New Roman" w:hAnsi="Times New Roman"/>
-          <w:b/>
           <w:sz w:val="26"/>
           <w:u w:val="single"/>
         </w:rPr>
@@ -48,7 +44,6 @@
       <w:r>
         <w:rPr>
           <w:rFonts w:ascii="Times New Roman" w:hAnsi="Times New Roman"/>
-          <w:b/>
           <w:sz w:val="28"/>
         </w:rPr>
         <w:br/>
@@ -57,7 +52,6 @@
       <w:r>
         <w:rPr>
           <w:rFonts w:ascii="Times New Roman" w:hAnsi="Times New Roman"/>
-          <w:b/>
           <w:sz w:val="28"/>
         </w:rPr>
         <w:br/>
@@ -552,7 +546,6 @@
       <w:pPr>
         <w:rPr>
           <w:rFonts w:ascii="Times New Roman" w:hAnsi="Times New Roman"/>
-          <w:b/>
           <w:bCs/>
           <w:sz w:val="24"/>
         </w:rPr>
@@ -867,12 +860,16 @@
       </w:r>
     </w:p>
     <w:tbl>
+      <w:tblPr>
+        <w:tblW w:w="0" w:type="auto"/>
+        <w:tblLook w:val="04A0" w:firstRow="1" w:lastRow="0" w:firstColumn="1" w:lastColumn="0" w:noHBand="0" w:noVBand="1"/>
+      </w:tblPr>
       <w:tblGrid>
-        <w:gridCol w:w="2404"/>
-        <w:gridCol w:w="1354"/>
-        <w:gridCol w:w="1337"/>
-        <w:gridCol w:w="1688"/>
-        <w:gridCol w:w="2505"/>
+        <w:gridCol w:w="2547"/>
+        <w:gridCol w:w="1229"/>
+        <w:gridCol w:w="1317"/>
+        <w:gridCol w:w="1540"/>
+        <w:gridCol w:w="2655"/>
       </w:tblGrid>
       <w:tr>
         <w:tc>
@@ -885,9 +882,6 @@
               <w:jc w:val="center"/>
             </w:pPr>
             <w:r>
-              <w:rPr>
-                <w:b/>
-              </w:rPr>
               <w:t>STT</w:t>
             </w:r>
           </w:p>
@@ -902,9 +896,6 @@
               <w:jc w:val="center"/>
             </w:pPr>
             <w:r>
-              <w:rPr>
-                <w:b/>
-              </w:rPr>
               <w:t>Họ và tên chuyên gia</w:t>
             </w:r>
           </w:p>
@@ -919,9 +910,6 @@
               <w:jc w:val="center"/>
             </w:pPr>
             <w:r>
-              <w:rPr>
-                <w:b/>
-              </w:rPr>
               <w:t>Chức vụ trong tổ</w:t>
             </w:r>
           </w:p>
@@ -936,9 +924,6 @@
               <w:jc w:val="center"/>
             </w:pPr>
             <w:r>
-              <w:rPr>
-                <w:b/>
-              </w:rPr>
               <w:t>Nhiệm vụ phân công</w:t>
             </w:r>
           </w:p>
@@ -953,9 +938,6 @@
               <w:jc w:val="center"/>
             </w:pPr>
             <w:r>
-              <w:rPr>
-                <w:b/>
-              </w:rPr>
               <w:t>Thông tin chi tiết (CCCD &amp; Chứng chỉ)</w:t>
             </w:r>
           </w:p>
@@ -1053,10 +1035,51 @@
       <w:r>
         <w:rPr>
           <w:rFonts w:ascii="Times New Roman" w:hAnsi="Times New Roman"/>
-          <w:b/>
           <w:sz w:val="26"/>
         </w:rPr>
-        <w:t>I.2. DANH SÁCH TỔ THẨM ĐỊNH</w:t>
+        <w:t>I.2. DANH SÁCH T</w:t>
+      </w:r>
+      <w:r>
+        <w:rPr>
+          <w:rFonts w:ascii="Times New Roman" w:hAnsi="Times New Roman"/>
+          <w:sz w:val="26"/>
+        </w:rPr>
+        <w:t>Ổ</w:t>
+      </w:r>
+      <w:r>
+        <w:rPr>
+          <w:rFonts w:ascii="Times New Roman" w:hAnsi="Times New Roman"/>
+          <w:sz w:val="26"/>
+        </w:rPr>
+        <w:t xml:space="preserve"> TH</w:t>
+      </w:r>
+      <w:r>
+        <w:rPr>
+          <w:rFonts w:ascii="Times New Roman" w:hAnsi="Times New Roman"/>
+          <w:sz w:val="26"/>
+        </w:rPr>
+        <w:t>Ẩ</w:t>
+      </w:r>
+      <w:r>
+        <w:rPr>
+          <w:rFonts w:ascii="Times New Roman" w:hAnsi="Times New Roman"/>
+          <w:sz w:val="26"/>
+        </w:rPr>
+        <w:t>M Đ</w:t>
+      </w:r>
+      <w:r>
+        <w:rPr>
+          <w:rFonts w:ascii="Times New Roman" w:hAnsi="Times New Roman"/>
+          <w:sz w:val="26"/>
+        </w:rPr>
+        <w:t>Ị</w:t>
+      </w:r>
+      <w:r>
+        <w:rPr>
+          <w:rFonts w:ascii="Times New Roman" w:hAnsi="Times New Roman"/>
+          <w:sz w:val="26"/>
+        </w:rPr>
+        <w:t>NH</w:t>
       </w:r>
     </w:p>
     <w:tbl>
@@ -1066,23 +1089,21 @@
         <w:tblLook w:val="04A0" w:firstRow="1" w:lastRow="0" w:firstColumn="1" w:lastColumn="0" w:noHBand="0" w:noVBand="1"/>
       </w:tblPr>
       <w:tblGrid>
-        <w:gridCol w:w="1814"/>
-        <w:gridCol w:w="1814"/>
-        <w:gridCol w:w="1814"/>
-        <w:gridCol w:w="1814"/>
-        <w:gridCol w:w="1814"/>
+        <w:gridCol w:w="2540"/>
+        <w:gridCol w:w="1267"/>
+        <w:gridCol w:w="1379"/>
+        <w:gridCol w:w="1483"/>
+        <w:gridCol w:w="2619"/>
       </w:tblGrid>
       <w:tr>
         <w:tc>
           <w:tcPr>
-            <w:tcW w:type="dxa" w:w="1814"/>
+            <w:tcW w:w="1814" w:type="dxa"/>
           </w:tcPr>
           <w:p>
             <w:r>
               <w:rPr>
                 <w:rFonts w:ascii="Times New Roman" w:hAnsi="Times New Roman"/>
-                <w:b/>
-                <w:sz w:val="22"/>
               </w:rPr>
               <w:t>STT</w:t>
             </w:r>
@@ -1090,61 +1111,155 @@
         </w:tc>
         <w:tc>
           <w:tcPr>
-            <w:tcW w:type="dxa" w:w="1814"/>
+            <w:tcW w:w="1814" w:type="dxa"/>
           </w:tcPr>
           <w:p>
             <w:r>
               <w:rPr>
                 <w:rFonts w:ascii="Times New Roman" w:hAnsi="Times New Roman"/>
-                <w:b/>
-                <w:sz w:val="22"/>
               </w:rPr>
-              <w:t>Họ và tên chuyên gia</w:t>
+              <w:t>H</w:t>
+            </w:r>
+            <w:r>
+              <w:rPr>
+                <w:rFonts w:ascii="Times New Roman" w:hAnsi="Times New Roman"/>
+              </w:rPr>
+              <w:t>ọ</w:t>
+            </w:r>
+            <w:r>
+              <w:rPr>
+                <w:rFonts w:ascii="Times New Roman" w:hAnsi="Times New Roman"/>
+              </w:rPr>
+              <w:t xml:space="preserve"> và tên chuyên gia</w:t>
             </w:r>
           </w:p>
         </w:tc>
         <w:tc>
           <w:tcPr>
-            <w:tcW w:type="dxa" w:w="1814"/>
+            <w:tcW w:w="1814" w:type="dxa"/>
           </w:tcPr>
           <w:p>
             <w:r>
               <w:rPr>
                 <w:rFonts w:ascii="Times New Roman" w:hAnsi="Times New Roman"/>
-                <w:b/>
-                <w:sz w:val="22"/>
               </w:rPr>
-              <w:t>Chức vụ trong tổ</w:t>
+              <w:t>Ch</w:t>
+            </w:r>
+            <w:r>
+              <w:rPr>
+                <w:rFonts w:ascii="Times New Roman" w:hAnsi="Times New Roman"/>
+              </w:rPr>
+              <w:t>ứ</w:t>
+            </w:r>
+            <w:r>
+              <w:rPr>
+                <w:rFonts w:ascii="Times New Roman" w:hAnsi="Times New Roman"/>
+              </w:rPr>
+              <w:t>c v</w:t>
+            </w:r>
+            <w:r>
+              <w:rPr>
+                <w:rFonts w:ascii="Times New Roman" w:hAnsi="Times New Roman"/>
+              </w:rPr>
+              <w:t>ụ</w:t>
+            </w:r>
+            <w:r>
+              <w:rPr>
+                <w:rFonts w:ascii="Times New Roman" w:hAnsi="Times New Roman"/>
+              </w:rPr>
+              <w:t xml:space="preserve"> trong t</w:t>
+            </w:r>
+            <w:r>
+              <w:rPr>
+                <w:rFonts w:ascii="Times New Roman" w:hAnsi="Times New Roman"/>
+              </w:rPr>
+              <w:t>ổ</w:t>
             </w:r>
           </w:p>
         </w:tc>
         <w:tc>
           <w:tcPr>
-            <w:tcW w:type="dxa" w:w="1814"/>
+            <w:tcW w:w="1814" w:type="dxa"/>
           </w:tcPr>
           <w:p>
             <w:r>
               <w:rPr>
                 <w:rFonts w:ascii="Times New Roman" w:hAnsi="Times New Roman"/>
-                <w:b/>
-                <w:sz w:val="22"/>
               </w:rPr>
-              <w:t>Nhiệm vụ phân công</w:t>
+              <w:t>Nhi</w:t>
+            </w:r>
+            <w:r>
+              <w:rPr>
+                <w:rFonts w:ascii="Times New Roman" w:hAnsi="Times New Roman"/>
+              </w:rPr>
+              <w:t>ệ</w:t>
+            </w:r>
+            <w:r>
+              <w:rPr>
+                <w:rFonts w:ascii="Times New Roman" w:hAnsi="Times New Roman"/>
+              </w:rPr>
+              <w:t>m v</w:t>
+            </w:r>
+            <w:r>
+              <w:rPr>
+                <w:rFonts w:ascii="Times New Roman" w:hAnsi="Times New Roman"/>
+              </w:rPr>
+              <w:t>ụ</w:t>
+            </w:r>
+            <w:r>
+              <w:rPr>
+                <w:rFonts w:ascii="Times New Roman" w:hAnsi="Times New Roman"/>
+              </w:rPr>
+              <w:t xml:space="preserve"> phân công</w:t>
             </w:r>
           </w:p>
         </w:tc>
         <w:tc>
           <w:tcPr>
-            <w:tcW w:type="dxa" w:w="1814"/>
+            <w:tcW w:w="1814" w:type="dxa"/>
           </w:tcPr>
           <w:p>
             <w:r>
               <w:rPr>
                 <w:rFonts w:ascii="Times New Roman" w:hAnsi="Times New Roman"/>
-                <w:b/>
-                <w:sz w:val="22"/>
               </w:rPr>
-              <w:t>Thông tin chi tiết (CCCD &amp; Chứng chỉ)</w:t>
+              <w:t>Thông tin chi ti</w:t>
+            </w:r>
+            <w:r>
+              <w:rPr>
+                <w:rFonts w:ascii="Times New Roman" w:hAnsi="Times New Roman"/>
+              </w:rPr>
+              <w:t>ế</w:t>
+            </w:r>
+            <w:r>
+              <w:rPr>
+                <w:rFonts w:ascii="Times New Roman" w:hAnsi="Times New Roman"/>
+              </w:rPr>
+              <w:t>t (CCCD &amp; Ch</w:t>
+            </w:r>
+            <w:r>
+              <w:rPr>
+                <w:rFonts w:ascii="Times New Roman" w:hAnsi="Times New Roman"/>
+              </w:rPr>
+              <w:t>ứ</w:t>
+            </w:r>
+            <w:r>
+              <w:rPr>
+                <w:rFonts w:ascii="Times New Roman" w:hAnsi="Times New Roman"/>
+              </w:rPr>
+              <w:t>ng ch</w:t>
+            </w:r>
+            <w:r>
+              <w:rPr>
+                <w:rFonts w:ascii="Times New Roman" w:hAnsi="Times New Roman"/>
+              </w:rPr>
+              <w:t>ỉ</w:t>
+            </w:r>
+            <w:r>
+              <w:rPr>
+                <w:rFonts w:ascii="Times New Roman" w:hAnsi="Times New Roman"/>
+              </w:rPr>
+              <w:t>)</w:t>
             </w:r>
           </w:p>
         </w:tc>
@@ -1152,13 +1267,12 @@
       <w:tr>
         <w:tc>
           <w:tcPr>
-            <w:tcW w:type="dxa" w:w="1814"/>
+            <w:tcW w:w="1814" w:type="dxa"/>
           </w:tcPr>
           <w:p>
             <w:r>
               <w:rPr>
                 <w:rFonts w:ascii="Times New Roman" w:hAnsi="Times New Roman"/>
-                <w:sz w:val="22"/>
               </w:rPr>
               <w:t>{%tr for td in Danh_Sach_Tham_Dinh %}{{ td.stt }}</w:t>
             </w:r>
@@ -1166,13 +1280,12 @@
         </w:tc>
         <w:tc>
           <w:tcPr>
-            <w:tcW w:type="dxa" w:w="1814"/>
+            <w:tcW w:w="1814" w:type="dxa"/>
           </w:tcPr>
           <w:p>
             <w:r>
               <w:rPr>
                 <w:rFonts w:ascii="Times New Roman" w:hAnsi="Times New Roman"/>
-                <w:sz w:val="22"/>
               </w:rPr>
               <w:t>{{ td.ho_ten }}</w:t>
             </w:r>
@@ -1180,13 +1293,12 @@
         </w:tc>
         <w:tc>
           <w:tcPr>
-            <w:tcW w:type="dxa" w:w="1814"/>
+            <w:tcW w:w="1814" w:type="dxa"/>
           </w:tcPr>
           <w:p>
             <w:r>
               <w:rPr>
                 <w:rFonts w:ascii="Times New Roman" w:hAnsi="Times New Roman"/>
-                <w:sz w:val="22"/>
               </w:rPr>
               <w:t>{{ td.chuc_vu }}</w:t>
             </w:r>
@@ -1194,13 +1306,12 @@
         </w:tc>
         <w:tc>
           <w:tcPr>
-            <w:tcW w:type="dxa" w:w="1814"/>
+            <w:tcW w:w="1814" w:type="dxa"/>
           </w:tcPr>
           <w:p>
             <w:r>
               <w:rPr>
                 <w:rFonts w:ascii="Times New Roman" w:hAnsi="Times New Roman"/>
-                <w:sz w:val="22"/>
               </w:rPr>
               <w:t>{{ td.cong_viec }}</w:t>
             </w:r>
@@ -1208,21 +1319,119 @@
         </w:tc>
         <w:tc>
           <w:tcPr>
-            <w:tcW w:type="dxa" w:w="1814"/>
+            <w:tcW w:w="1814" w:type="dxa"/>
           </w:tcPr>
           <w:p>
             <w:r>
               <w:rPr>
                 <w:rFonts w:ascii="Times New Roman" w:hAnsi="Times New Roman"/>
-                <w:sz w:val="22"/>
               </w:rPr>
               <w:t>CCCD: {{ td.so_cccd }}</w:t>
+            </w:r>
+            <w:r>
+              <w:rPr>
+                <w:rFonts w:ascii="Times New Roman" w:hAnsi="Times New Roman"/>
+              </w:rPr>
               <w:br/>
-              <w:t>Ngày cấp: {{ td.ngay_cap_cccd }} - Nơi cấp: {{ td.noi_cap_cccd }}</w:t>
+              <w:t>Ngày c</w:t>
+            </w:r>
+            <w:r>
+              <w:rPr>
+                <w:rFonts w:ascii="Times New Roman" w:hAnsi="Times New Roman"/>
+              </w:rPr>
+              <w:t>ấ</w:t>
+            </w:r>
+            <w:r>
+              <w:rPr>
+                <w:rFonts w:ascii="Times New Roman" w:hAnsi="Times New Roman"/>
+              </w:rPr>
+              <w:t>p: {{ td.ngay_cap_cccd }} - Nơi c</w:t>
+            </w:r>
+            <w:r>
+              <w:rPr>
+                <w:rFonts w:ascii="Times New Roman" w:hAnsi="Times New Roman"/>
+              </w:rPr>
+              <w:t>ấ</w:t>
+            </w:r>
+            <w:r>
+              <w:rPr>
+                <w:rFonts w:ascii="Times New Roman" w:hAnsi="Times New Roman"/>
+              </w:rPr>
+              <w:t>p: {{ td.noi_cap_cccd }}</w:t>
+            </w:r>
+            <w:r>
+              <w:rPr>
+                <w:rFonts w:ascii="Times New Roman" w:hAnsi="Times New Roman"/>
+              </w:rPr>
               <w:br/>
-              <w:t>Chứng chỉ: {{ td.so_chung_chi }}</w:t>
+              <w:t>Ch</w:t>
+            </w:r>
+            <w:r>
+              <w:rPr>
+                <w:rFonts w:ascii="Times New Roman" w:hAnsi="Times New Roman"/>
+              </w:rPr>
+              <w:t>ứ</w:t>
+            </w:r>
+            <w:r>
+              <w:rPr>
+                <w:rFonts w:ascii="Times New Roman" w:hAnsi="Times New Roman"/>
+              </w:rPr>
+              <w:t>ng ch</w:t>
+            </w:r>
+            <w:r>
+              <w:rPr>
+                <w:rFonts w:ascii="Times New Roman" w:hAnsi="Times New Roman"/>
+              </w:rPr>
+              <w:t>ỉ</w:t>
+            </w:r>
+            <w:r>
+              <w:rPr>
+                <w:rFonts w:ascii="Times New Roman" w:hAnsi="Times New Roman"/>
+              </w:rPr>
+              <w:t>: {{ td.so_chung_chi }}</w:t>
+            </w:r>
+            <w:r>
+              <w:rPr>
+                <w:rFonts w:ascii="Times New Roman" w:hAnsi="Times New Roman"/>
+              </w:rPr>
               <w:br/>
-              <w:t>Ngày cấp: {{ td.ngay_cap_chung_chi }} - Đơn vị cấp: {{ td.don_vi_cap_chung_chi }}{%tr endfor %}</w:t>
+              <w:t>Ngày c</w:t>
+            </w:r>
+            <w:r>
+              <w:rPr>
+                <w:rFonts w:ascii="Times New Roman" w:hAnsi="Times New Roman"/>
+              </w:rPr>
+              <w:t>ấ</w:t>
+            </w:r>
+            <w:r>
+              <w:rPr>
+                <w:rFonts w:ascii="Times New Roman" w:hAnsi="Times New Roman"/>
+              </w:rPr>
+              <w:t>p: {{ td.ngay_cap_chung_chi }} - Đơn v</w:t>
+            </w:r>
+            <w:r>
+              <w:rPr>
+                <w:rFonts w:ascii="Times New Roman" w:hAnsi="Times New Roman"/>
+              </w:rPr>
+              <w:t>ị</w:t>
+            </w:r>
+            <w:r>
+              <w:rPr>
+                <w:rFonts w:ascii="Times New Roman" w:hAnsi="Times New Roman"/>
+              </w:rPr>
+              <w:t xml:space="preserve"> c</w:t>
+            </w:r>
+            <w:r>
+              <w:rPr>
+                <w:rFonts w:ascii="Times New Roman" w:hAnsi="Times New Roman"/>
+              </w:rPr>
+              <w:t>ấ</w:t>
+            </w:r>
+            <w:r>
+              <w:rPr>
+                <w:rFonts w:ascii="Times New Roman" w:hAnsi="Times New Roman"/>
+              </w:rPr>
+              <w:t>p: {{ td.don_vi_cap_chung_chi }}{%tr endfor %}</w:t>
             </w:r>
           </w:p>
         </w:tc>
@@ -1233,7 +1442,6 @@
       <w:r>
         <w:rPr>
           <w:rFonts w:ascii="Times New Roman" w:hAnsi="Times New Roman"/>
-          <w:b/>
           <w:sz w:val="26"/>
         </w:rPr>
         <w:t>II. DANH SÁCH CÁC NHÀ THẦU NỘP HỒ SƠ QUAN TÂM / DỰ THẦU</w:t>
@@ -1241,7 +1449,6 @@
       <w:r>
         <w:rPr>
           <w:rFonts w:ascii="Times New Roman" w:hAnsi="Times New Roman"/>
-          <w:b/>
           <w:sz w:val="26"/>
         </w:rPr>
         <w:br/>
@@ -1249,7 +1456,6 @@
       <w:r>
         <w:rPr>
           <w:rFonts w:ascii="Times New Roman" w:hAnsi="Times New Roman"/>
-          <w:b/>
           <w:bCs/>
           <w:sz w:val="26"/>
         </w:rPr>
@@ -1258,7 +1464,6 @@
       <w:r>
         <w:rPr>
           <w:rFonts w:ascii="Times New Roman" w:hAnsi="Times New Roman"/>
-          <w:b/>
           <w:bCs/>
           <w:sz w:val="26"/>
         </w:rPr>
@@ -1267,7 +1472,6 @@
       <w:r>
         <w:rPr>
           <w:rFonts w:ascii="Times New Roman" w:hAnsi="Times New Roman"/>
-          <w:b/>
           <w:bCs/>
           <w:sz w:val="26"/>
         </w:rPr>
@@ -1276,7 +1480,6 @@
       <w:r>
         <w:rPr>
           <w:rFonts w:ascii="Times New Roman" w:hAnsi="Times New Roman"/>
-          <w:b/>
           <w:sz w:val="26"/>
         </w:rPr>
         <w:br/>
@@ -1289,10 +1492,10 @@
         <w:tblLook w:val="04A0" w:firstRow="1" w:lastRow="0" w:firstColumn="1" w:lastColumn="0" w:noHBand="0" w:noVBand="1"/>
       </w:tblPr>
       <w:tblGrid>
-        <w:gridCol w:w="1924"/>
-        <w:gridCol w:w="2342"/>
-        <w:gridCol w:w="2392"/>
-        <w:gridCol w:w="2630"/>
+        <w:gridCol w:w="1932"/>
+        <w:gridCol w:w="2322"/>
+        <w:gridCol w:w="2361"/>
+        <w:gridCol w:w="2673"/>
       </w:tblGrid>
       <w:tr>
         <w:tc>
@@ -1495,6 +1698,7 @@
           <w:i/>
           <w:sz w:val="24"/>
         </w:rPr>
+        <w:lastRenderedPageBreak/>
         <w:br/>
       </w:r>
       <w:r>
@@ -1512,6 +1716,589 @@
           <w:sz w:val="24"/>
         </w:rPr>
         <w:br/>
+      </w:r>
+    </w:p>
+    <w:p>
+      <w:r>
+        <w:br w:type="page"/>
+      </w:r>
+    </w:p>
+    <w:p>
+      <w:r>
+        <w:lastRenderedPageBreak/>
+        <w:t xml:space="preserve">{% for item in </w:t>
+      </w:r>
+      <w:r>
+        <w:t>Danh_Sach_Chuyen_Gia</w:t>
+      </w:r>
+      <w:r>
+        <w:t xml:space="preserve"> %}</w:t>
+      </w:r>
+    </w:p>
+    <w:p>
+      <w:pPr>
+        <w:jc w:val="center"/>
+      </w:pPr>
+      <w:r>
+        <w:t>B</w:t>
+      </w:r>
+      <w:r>
+        <w:t>Ả</w:t>
+      </w:r>
+      <w:r>
+        <w:t>N CAM K</w:t>
+      </w:r>
+      <w:r>
+        <w:t>Ế</w:t>
+      </w:r>
+      <w:r>
+        <w:t>T C</w:t>
+      </w:r>
+      <w:r>
+        <w:t>Ủ</w:t>
+      </w:r>
+      <w:r>
+        <w:t>A THÀNH VIÊN T</w:t>
+      </w:r>
+      <w:r>
+        <w:t>Ổ</w:t>
+      </w:r>
+      <w:r>
+        <w:t xml:space="preserve"> CHUYÊN GIA / T</w:t>
+      </w:r>
+      <w:r>
+        <w:t>Ổ</w:t>
+      </w:r>
+      <w:r>
+        <w:t xml:space="preserve"> TH</w:t>
+      </w:r>
+      <w:r>
+        <w:t>Ẩ</w:t>
+      </w:r>
+      <w:r>
+        <w:t>M Đ</w:t>
+      </w:r>
+      <w:r>
+        <w:t>Ị</w:t>
+      </w:r>
+      <w:r>
+        <w:t>NH</w:t>
+      </w:r>
+    </w:p>
+    <w:p>
+      <w:r>
+        <w:t>Kính g</w:t>
+      </w:r>
+      <w:r>
+        <w:t>ử</w:t>
+      </w:r>
+      <w:r>
+        <w:t>i: Ban Qu</w:t>
+      </w:r>
+      <w:r>
+        <w:t>ả</w:t>
+      </w:r>
+      <w:r>
+        <w:t>n lý d</w:t>
+      </w:r>
+      <w:r>
+        <w:t>ự</w:t>
+      </w:r>
+      <w:r>
+        <w:t xml:space="preserve"> án / Bên m</w:t>
+      </w:r>
+      <w:r>
+        <w:t>ờ</w:t>
+      </w:r>
+      <w:r>
+        <w:t>i th</w:t>
+      </w:r>
+      <w:r>
+        <w:t>ầ</w:t>
+      </w:r>
+      <w:r>
+        <w:t>u</w:t>
+      </w:r>
+    </w:p>
+    <w:p>
+      <w:r>
+        <w:t>Tôi tên là: {{ item.ho_ten }}</w:t>
+      </w:r>
+      <w:r>
+        <w:br/>
+        <w:t>S</w:t>
+      </w:r>
+      <w:r>
+        <w:t>ố</w:t>
+      </w:r>
+      <w:r>
+        <w:t xml:space="preserve"> CCCD: {{ item.so_cccd }} c</w:t>
+      </w:r>
+      <w:r>
+        <w:t>ấ</w:t>
+      </w:r>
+      <w:r>
+        <w:t>p ngày: {{ item.ngay_cap_cccd }} t</w:t>
+      </w:r>
+      <w:r>
+        <w:t>ạ</w:t>
+      </w:r>
+      <w:r>
+        <w:t>i: {{ item.noi_cap_cccd }}</w:t>
+      </w:r>
+      <w:r>
+        <w:br/>
+        <w:t>S</w:t>
+      </w:r>
+      <w:r>
+        <w:t>ố</w:t>
+      </w:r>
+      <w:r>
+        <w:t xml:space="preserve"> ch</w:t>
+      </w:r>
+      <w:r>
+        <w:t>ứ</w:t>
+      </w:r>
+      <w:r>
+        <w:t>ng ch</w:t>
+      </w:r>
+      <w:r>
+        <w:t>ỉ</w:t>
+      </w:r>
+      <w:r>
+        <w:t xml:space="preserve"> hành ngh</w:t>
+      </w:r>
+      <w:r>
+        <w:t>ề</w:t>
+      </w:r>
+      <w:r>
+        <w:t xml:space="preserve"> ho</w:t>
+      </w:r>
+      <w:r>
+        <w:t>ạ</w:t>
+      </w:r>
+      <w:r>
+        <w:t>t đ</w:t>
+      </w:r>
+      <w:r>
+        <w:t>ộ</w:t>
+      </w:r>
+      <w:r>
+        <w:t>ng đ</w:t>
+      </w:r>
+      <w:r>
+        <w:t>ấ</w:t>
+      </w:r>
+      <w:r>
+        <w:t>u th</w:t>
+      </w:r>
+      <w:r>
+        <w:t>ầ</w:t>
+      </w:r>
+      <w:r>
+        <w:t>u: {{ item.so_chung_chi }} c</w:t>
+      </w:r>
+      <w:r>
+        <w:t>ấ</w:t>
+      </w:r>
+      <w:r>
+        <w:t>p ngày: {{ item.ngay_cap_chung_chi }} t</w:t>
+      </w:r>
+      <w:r>
+        <w:t>ạ</w:t>
+      </w:r>
+      <w:r>
+        <w:t>i: {{ item.don_vi_cap_chung_chi }}</w:t>
+      </w:r>
+      <w:r>
+        <w:br/>
+        <w:t>Ch</w:t>
+      </w:r>
+      <w:r>
+        <w:t>ứ</w:t>
+      </w:r>
+      <w:r>
+        <w:t>c v</w:t>
+      </w:r>
+      <w:r>
+        <w:t>ụ</w:t>
+      </w:r>
+      <w:r>
+        <w:t xml:space="preserve"> trong t</w:t>
+      </w:r>
+      <w:r>
+        <w:t>ổ</w:t>
+      </w:r>
+      <w:r>
+        <w:t>: {{ item.chuc_vu }}</w:t>
+      </w:r>
+      <w:r>
+        <w:br/>
+        <w:t>Nhi</w:t>
+      </w:r>
+      <w:r>
+        <w:t>ệ</w:t>
+      </w:r>
+      <w:r>
+        <w:t>m v</w:t>
+      </w:r>
+      <w:r>
+        <w:t>ụ</w:t>
+      </w:r>
+      <w:r>
+        <w:t xml:space="preserve"> đư</w:t>
+      </w:r>
+      <w:r>
+        <w:t>ợ</w:t>
+      </w:r>
+      <w:r>
+        <w:t>c giao: {{ item.cong_viec }}</w:t>
+      </w:r>
+    </w:p>
+    <w:p>
+      <w:r>
+        <w:t>Tôi xin cam k</w:t>
+      </w:r>
+      <w:r>
+        <w:t>ế</w:t>
+      </w:r>
+      <w:r>
+        <w:t>t th</w:t>
+      </w:r>
+      <w:r>
+        <w:t>ự</w:t>
+      </w:r>
+      <w:r>
+        <w:t>c hi</w:t>
+      </w:r>
+      <w:r>
+        <w:t>ệ</w:t>
+      </w:r>
+      <w:r>
+        <w:t>n công vi</w:t>
+      </w:r>
+      <w:r>
+        <w:t>ệ</w:t>
+      </w:r>
+      <w:r>
+        <w:t>c đánh giá h</w:t>
+      </w:r>
+      <w:r>
+        <w:t>ồ</w:t>
+      </w:r>
+      <w:r>
+        <w:t xml:space="preserve"> sơ đ</w:t>
+      </w:r>
+      <w:r>
+        <w:t>ề</w:t>
+      </w:r>
+      <w:r>
+        <w:t xml:space="preserve"> xu</w:t>
+      </w:r>
+      <w:r>
+        <w:t>ấ</w:t>
+      </w:r>
+      <w:r>
+        <w:t>t/h</w:t>
+      </w:r>
+      <w:r>
+        <w:t>ồ</w:t>
+      </w:r>
+      <w:r>
+        <w:t xml:space="preserve"> sơ d</w:t>
+      </w:r>
+      <w:r>
+        <w:t>ự</w:t>
+      </w:r>
+      <w:r>
+        <w:t xml:space="preserve"> th</w:t>
+      </w:r>
+      <w:r>
+        <w:t>ầ</w:t>
+      </w:r>
+      <w:r>
+        <w:t>u m</w:t>
+      </w:r>
+      <w:r>
+        <w:t>ộ</w:t>
+      </w:r>
+      <w:r>
+        <w:t>t cách trung th</w:t>
+      </w:r>
+      <w:r>
+        <w:t>ự</w:t>
+      </w:r>
+      <w:r>
+        <w:t>c, khách quan, công b</w:t>
+      </w:r>
+      <w:r>
+        <w:t>ằ</w:t>
+      </w:r>
+      <w:r>
+        <w:t>ng và không có hành vi thông đ</w:t>
+      </w:r>
+      <w:r>
+        <w:t>ồ</w:t>
+      </w:r>
+      <w:r>
+        <w:t>ng, nh</w:t>
+      </w:r>
+      <w:r>
+        <w:t>ậ</w:t>
+      </w:r>
+      <w:r>
+        <w:t>n h</w:t>
+      </w:r>
+      <w:r>
+        <w:t>ố</w:t>
+      </w:r>
+      <w:r>
+        <w:t>i l</w:t>
+      </w:r>
+      <w:r>
+        <w:t>ộ</w:t>
+      </w:r>
+      <w:r>
+        <w:t xml:space="preserve"> ho</w:t>
+      </w:r>
+      <w:r>
+        <w:t>ặ</w:t>
+      </w:r>
+      <w:r>
+        <w:t>c vi ph</w:t>
+      </w:r>
+      <w:r>
+        <w:t>ạ</w:t>
+      </w:r>
+      <w:r>
+        <w:t>m các quy đ</w:t>
+      </w:r>
+      <w:r>
+        <w:t>ị</w:t>
+      </w:r>
+      <w:r>
+        <w:t>nh c</w:t>
+      </w:r>
+      <w:r>
+        <w:t>ấ</w:t>
+      </w:r>
+      <w:r>
+        <w:t>m trong đ</w:t>
+      </w:r>
+      <w:r>
+        <w:t>ấ</w:t>
+      </w:r>
+      <w:r>
+        <w:t>u th</w:t>
+      </w:r>
+      <w:r>
+        <w:t>ầ</w:t>
+      </w:r>
+      <w:r>
+        <w:t>u.</w:t>
+      </w:r>
+    </w:p>
+    <w:p>
+      <w:pPr>
+        <w:jc w:val="right"/>
+      </w:pPr>
+      <w:r>
+        <w:rPr>
+          <w:i/>
+        </w:rPr>
+        <w:br/>
+        <w:t>Ngư</w:t>
+      </w:r>
+      <w:r>
+        <w:rPr>
+          <w:i/>
+        </w:rPr>
+        <w:t>ờ</w:t>
+      </w:r>
+      <w:r>
+        <w:rPr>
+          <w:i/>
+        </w:rPr>
+        <w:t>i cam k</w:t>
+      </w:r>
+      <w:r>
+        <w:rPr>
+          <w:i/>
+        </w:rPr>
+        <w:t>ế</w:t>
+      </w:r>
+      <w:r>
+        <w:rPr>
+          <w:i/>
+        </w:rPr>
+        <w:t>t</w:t>
+      </w:r>
+      <w:r>
+        <w:rPr>
+          <w:i/>
+        </w:rPr>
+        <w:br/>
+        <w:t>(Ký và ghi rõ h</w:t>
+      </w:r>
+      <w:r>
+        <w:rPr>
+          <w:i/>
+        </w:rPr>
+        <w:t>ọ</w:t>
+      </w:r>
+      <w:r>
+        <w:rPr>
+          <w:i/>
+        </w:rPr>
+        <w:t xml:space="preserve"> tên)</w:t>
+      </w:r>
+      <w:r>
+        <w:rPr>
+          <w:i/>
+        </w:rPr>
+        <w:br/>
+      </w:r>
+      <w:r>
+        <w:rPr>
+          <w:i/>
+        </w:rPr>
+        <w:br/>
+      </w:r>
+    </w:p>
+    <w:p>
+      <w:r>
+        <w:t>{% if not loop.last %}</w:t>
+      </w:r>
+    </w:p>
+    <w:p>
+      <w:r>
+        <w:br w:type="page"/>
+      </w:r>
+    </w:p>
+    <w:p>
+      <w:r>
+        <w:lastRenderedPageBreak/>
+        <w:t>{% endif %}</w:t>
+      </w:r>
+    </w:p>
+    <w:p>
+      <w:r>
+        <w:t>{% endfor %}</w:t>
+      </w:r>
+      <w:r>
+        <w:br w:type="page"/>
+      </w:r>
+    </w:p>
+    <w:p>
+      <w:r>
+        <w:lastRenderedPageBreak/>
+        <w:t xml:space="preserve">{% for item in </w:t>
+      </w:r>
+      <w:r>
+        <w:t>Danh_Sach_Tham_Dinh</w:t>
+      </w:r>
+      <w:r>
+        <w:t xml:space="preserve"> %}</w:t>
+      </w:r>
+    </w:p>
+    <w:p>
+      <w:pPr>
+        <w:jc w:val="center"/>
+      </w:pPr>
+      <w:r>
+        <w:t>BẢN CAM KẾT CỦA THÀNH VIÊN TỔ CHUYÊN GIA / TỔ THẨM ĐỊNH</w:t>
+      </w:r>
+    </w:p>
+    <w:p>
+      <w:r>
+        <w:t>Kính gửi: Ban Quản lý dự án / Bên mời thầu</w:t>
+      </w:r>
+    </w:p>
+    <w:p>
+      <w:r>
+        <w:t>Tôi tên là: {{ item.ho_ten }}</w:t>
+      </w:r>
+      <w:r>
+        <w:br/>
+        <w:t>Số CCCD: {{ item.so_cccd }} cấp ngày: {{ item.ngay_cap_cccd }} tại: {{ item.noi_cap_cccd }}</w:t>
+      </w:r>
+      <w:r>
+        <w:br/>
+        <w:t>Số chứng chỉ hành nghề hoạt động đấu thầu: {{ item.so_chung_chi }} cấp ngày: {{ item.ngay_cap_chung_chi }} tại: {{ item.don_vi_cap_chung_chi }}</w:t>
+      </w:r>
+      <w:r>
+        <w:br/>
+        <w:t>Chức vụ trong tổ: {{ item.chuc_vu }}</w:t>
+      </w:r>
+      <w:r>
+        <w:br/>
+        <w:t>Nhiệm vụ được giao: {{ item.cong_viec }}</w:t>
+      </w:r>
+    </w:p>
+    <w:p>
+      <w:r>
+        <w:t>Tôi xin cam kết thực hiện công việc đánh giá hồ sơ đề xuất/hồ sơ dự thầu một cách trung thực, khách quan, công bằng và không có hành vi thông đồng, nhận hối lộ hoặc vi phạm các quy định cấm trong đấu thầu.</w:t>
+      </w:r>
+    </w:p>
+    <w:p>
+      <w:pPr>
+        <w:jc w:val="right"/>
+      </w:pPr>
+      <w:r>
+        <w:rPr>
+          <w:i/>
+        </w:rPr>
+        <w:br/>
+        <w:t>Người cam kết</w:t>
+      </w:r>
+      <w:r>
+        <w:rPr>
+          <w:i/>
+        </w:rPr>
+        <w:br/>
+        <w:t>(Ký và ghi rõ họ tên)</w:t>
+      </w:r>
+      <w:r>
+        <w:rPr>
+          <w:i/>
+        </w:rPr>
+        <w:br/>
+      </w:r>
+      <w:r>
+        <w:rPr>
+          <w:i/>
+        </w:rPr>
+        <w:br/>
+      </w:r>
+    </w:p>
+    <w:p>
+      <w:r>
+        <w:t>{% if not loop.last %}</w:t>
+      </w:r>
+    </w:p>
+    <w:p>
+      <w:r>
+        <w:br w:type="page"/>
+      </w:r>
+    </w:p>
+    <w:p>
+      <w:r>
+        <w:lastRenderedPageBreak/>
+        <w:t>{% endif %}</w:t>
+      </w:r>
+    </w:p>
+    <w:p>
+      <w:r>
+        <w:t>{% endfor %}</w:t>
+      </w:r>
+      <w:r>
+        <w:br w:type="page"/>
+      </w:r>
+    </w:p>
+    <w:p>
+      <w:r>
+        <w:lastRenderedPageBreak/>
+        <w:t>{#Danh_Sach_Chuyen_Gia}{item.anh_chung_chi} {/Danh_Sach_Chuyen_Gia}</w:t>
       </w:r>
     </w:p>
     <w:sectPr>
@@ -2137,7 +2924,6 @@
     </w:pPr>
     <w:rPr>
       <w:rFonts w:asciiTheme="majorHAnsi" w:eastAsiaTheme="majorEastAsia" w:hAnsiTheme="majorHAnsi" w:cstheme="majorBidi"/>
-      <w:b/>
       <w:bCs/>
       <w:color w:val="365F91" w:themeColor="accent1" w:themeShade="BF"/>
       <w:sz w:val="28"/>
@@ -2161,7 +2947,6 @@
     </w:pPr>
     <w:rPr>
       <w:rFonts w:asciiTheme="majorHAnsi" w:eastAsiaTheme="majorEastAsia" w:hAnsiTheme="majorHAnsi" w:cstheme="majorBidi"/>
-      <w:b/>
       <w:bCs/>
       <w:color w:val="4F81BD" w:themeColor="accent1"/>
       <w:sz w:val="26"/>
@@ -2185,7 +2970,6 @@
     </w:pPr>
     <w:rPr>
       <w:rFonts w:asciiTheme="majorHAnsi" w:eastAsiaTheme="majorEastAsia" w:hAnsiTheme="majorHAnsi" w:cstheme="majorBidi"/>
-      <w:b/>
       <w:bCs/>
       <w:color w:val="4F81BD" w:themeColor="accent1"/>
     </w:rPr>
@@ -2208,7 +2992,6 @@
     </w:pPr>
     <w:rPr>
       <w:rFonts w:asciiTheme="majorHAnsi" w:eastAsiaTheme="majorEastAsia" w:hAnsiTheme="majorHAnsi" w:cstheme="majorBidi"/>
-      <w:b/>
       <w:bCs/>
       <w:i/>
       <w:iCs/>
@@ -2911,7 +3694,6 @@
       <w:spacing w:line="240" w:lineRule="auto"/>
     </w:pPr>
     <w:rPr>
-      <w:b/>
       <w:bCs/>
       <w:color w:val="4F81BD" w:themeColor="accent1"/>
       <w:sz w:val="18"/>
@@ -2956,7 +3738,6 @@
       <w:ind w:left="936" w:right="936"/>
     </w:pPr>
     <w:rPr>
-      <w:b/>
       <w:bCs/>
       <w:i/>
       <w:iCs/>

--- a/controllers/templates/mau_bao_cao_dau_thau.docx
+++ b/controllers/templates/mau_bao_cao_dau_thau.docx
@@ -56,805 +56,6 @@
         </w:rPr>
         <w:br/>
       </w:r>
-    </w:p>
-    <w:p>
-      <w:pPr>
-        <w:rPr>
-          <w:rFonts w:ascii="Times New Roman" w:hAnsi="Times New Roman"/>
-          <w:sz w:val="24"/>
-        </w:rPr>
-      </w:pPr>
-      <w:r>
-        <w:rPr>
-          <w:rFonts w:ascii="Times New Roman" w:hAnsi="Times New Roman"/>
-          <w:sz w:val="24"/>
-        </w:rPr>
-        <w:t xml:space="preserve">Kính gửi: </w:t>
-      </w:r>
-      <w:r>
-        <w:rPr>
-          <w:rFonts w:ascii="Times New Roman" w:hAnsi="Times New Roman"/>
-          <w:sz w:val="24"/>
-        </w:rPr>
-        <w:t>{{</w:t>
-      </w:r>
-      <w:r>
-        <w:rPr>
-          <w:rFonts w:ascii="Times New Roman" w:hAnsi="Times New Roman"/>
-          <w:sz w:val="24"/>
-        </w:rPr>
-        <w:t>ten_chu_dau_tu</w:t>
-      </w:r>
-      <w:r>
-        <w:rPr>
-          <w:rFonts w:ascii="Times New Roman" w:hAnsi="Times New Roman"/>
-          <w:sz w:val="24"/>
-        </w:rPr>
-        <w:t>}}</w:t>
-      </w:r>
-      <w:r>
-        <w:rPr>
-          <w:rFonts w:ascii="Times New Roman" w:hAnsi="Times New Roman"/>
-          <w:sz w:val="24"/>
-        </w:rPr>
-        <w:br/>
-      </w:r>
-      <w:r>
-        <w:rPr>
-          <w:rFonts w:ascii="Times New Roman" w:hAnsi="Times New Roman"/>
-          <w:sz w:val="24"/>
-        </w:rPr>
-        <w:br/>
-        <w:t xml:space="preserve">Căn cứ Quyết định số </w:t>
-      </w:r>
-      <w:r>
-        <w:rPr>
-          <w:rFonts w:ascii="Times New Roman" w:hAnsi="Times New Roman"/>
-          <w:sz w:val="24"/>
-        </w:rPr>
-        <w:t>{{</w:t>
-      </w:r>
-      <w:r>
-        <w:rPr>
-          <w:rFonts w:ascii="Times New Roman" w:hAnsi="Times New Roman"/>
-          <w:sz w:val="24"/>
-        </w:rPr>
-        <w:t>so_quyet_dinh</w:t>
-      </w:r>
-      <w:r>
-        <w:rPr>
-          <w:rFonts w:ascii="Times New Roman" w:hAnsi="Times New Roman"/>
-          <w:sz w:val="24"/>
-        </w:rPr>
-        <w:t>}}</w:t>
-      </w:r>
-      <w:r>
-        <w:rPr>
-          <w:rFonts w:ascii="Times New Roman" w:hAnsi="Times New Roman"/>
-          <w:sz w:val="24"/>
-        </w:rPr>
-        <w:t xml:space="preserve"> phê duyệt ngày </w:t>
-      </w:r>
-      <w:r>
-        <w:rPr>
-          <w:rFonts w:ascii="Times New Roman" w:hAnsi="Times New Roman"/>
-          <w:sz w:val="24"/>
-        </w:rPr>
-        <w:t>{{</w:t>
-      </w:r>
-      <w:r>
-        <w:rPr>
-          <w:rFonts w:ascii="Times New Roman" w:hAnsi="Times New Roman"/>
-          <w:sz w:val="24"/>
-        </w:rPr>
-        <w:t>ngay_phe_duyet</w:t>
-      </w:r>
-      <w:r>
-        <w:rPr>
-          <w:rFonts w:ascii="Times New Roman" w:hAnsi="Times New Roman"/>
-          <w:sz w:val="24"/>
-        </w:rPr>
-        <w:t>}}</w:t>
-      </w:r>
-      <w:r>
-        <w:rPr>
-          <w:rFonts w:ascii="Times New Roman" w:hAnsi="Times New Roman"/>
-          <w:sz w:val="24"/>
-        </w:rPr>
-        <w:t xml:space="preserve"> về việc phê duyệt kế hoạch lựa chọn nhà thầu thuộc dự án/dự toán "</w:t>
-      </w:r>
-      <w:r>
-        <w:rPr>
-          <w:rFonts w:ascii="Times New Roman" w:hAnsi="Times New Roman"/>
-          <w:sz w:val="24"/>
-        </w:rPr>
-        <w:t>{{</w:t>
-      </w:r>
-      <w:r>
-        <w:rPr>
-          <w:rFonts w:ascii="Times New Roman" w:hAnsi="Times New Roman"/>
-          <w:sz w:val="24"/>
-        </w:rPr>
-        <w:t>ten_ke_hoach</w:t>
-      </w:r>
-      <w:r>
-        <w:rPr>
-          <w:rFonts w:ascii="Times New Roman" w:hAnsi="Times New Roman"/>
-          <w:sz w:val="24"/>
-        </w:rPr>
-        <w:t>}}</w:t>
-      </w:r>
-      <w:r>
-        <w:rPr>
-          <w:rFonts w:ascii="Times New Roman" w:hAnsi="Times New Roman"/>
-          <w:sz w:val="24"/>
-        </w:rPr>
-        <w:t xml:space="preserve">" (Mã kế hoạch: </w:t>
-      </w:r>
-      <w:r>
-        <w:rPr>
-          <w:rFonts w:ascii="Times New Roman" w:hAnsi="Times New Roman"/>
-          <w:sz w:val="24"/>
-        </w:rPr>
-        <w:t>{{</w:t>
-      </w:r>
-      <w:r>
-        <w:rPr>
-          <w:rFonts w:ascii="Times New Roman" w:hAnsi="Times New Roman"/>
-          <w:sz w:val="24"/>
-        </w:rPr>
-        <w:t>ma_ke_hoach</w:t>
-      </w:r>
-      <w:r>
-        <w:rPr>
-          <w:rFonts w:ascii="Times New Roman" w:hAnsi="Times New Roman"/>
-          <w:sz w:val="24"/>
-        </w:rPr>
-        <w:t>}}</w:t>
-      </w:r>
-      <w:r>
-        <w:rPr>
-          <w:rFonts w:ascii="Times New Roman" w:hAnsi="Times New Roman"/>
-          <w:sz w:val="24"/>
-        </w:rPr>
-        <w:t>).</w:t>
-      </w:r>
-      <w:r>
-        <w:rPr>
-          <w:rFonts w:ascii="Times New Roman" w:hAnsi="Times New Roman"/>
-          <w:sz w:val="24"/>
-        </w:rPr>
-        <w:br/>
-        <w:t xml:space="preserve">Tổng mức đầu tư của dự án là: </w:t>
-      </w:r>
-      <w:r>
-        <w:rPr>
-          <w:rFonts w:ascii="Times New Roman" w:hAnsi="Times New Roman"/>
-          <w:sz w:val="24"/>
-        </w:rPr>
-        <w:t>{{</w:t>
-      </w:r>
-      <w:r>
-        <w:rPr>
-          <w:rFonts w:ascii="Times New Roman" w:hAnsi="Times New Roman"/>
-          <w:sz w:val="24"/>
-        </w:rPr>
-        <w:t>tong_muc_dau_tu</w:t>
-      </w:r>
-      <w:r>
-        <w:rPr>
-          <w:rFonts w:ascii="Times New Roman" w:hAnsi="Times New Roman"/>
-          <w:sz w:val="24"/>
-        </w:rPr>
-        <w:t>}}</w:t>
-      </w:r>
-      <w:r>
-        <w:rPr>
-          <w:rFonts w:ascii="Times New Roman" w:hAnsi="Times New Roman"/>
-          <w:sz w:val="24"/>
-        </w:rPr>
-        <w:t xml:space="preserve"> VNĐ.</w:t>
-      </w:r>
-      <w:r>
-        <w:rPr>
-          <w:rFonts w:ascii="Times New Roman" w:hAnsi="Times New Roman"/>
-          <w:sz w:val="24"/>
-        </w:rPr>
-        <w:br/>
-      </w:r>
-      <w:r>
-        <w:rPr>
-          <w:rFonts w:ascii="Times New Roman" w:hAnsi="Times New Roman"/>
-          <w:sz w:val="24"/>
-        </w:rPr>
-        <w:t>{{</w:t>
-      </w:r>
-      <w:r>
-        <w:rPr>
-          <w:rFonts w:ascii="Times New Roman" w:hAnsi="Times New Roman"/>
-          <w:sz w:val="24"/>
-        </w:rPr>
-        <w:t>bangchu_tong_muc_dau_tu</w:t>
-      </w:r>
-      <w:r>
-        <w:rPr>
-          <w:rFonts w:ascii="Times New Roman" w:hAnsi="Times New Roman"/>
-          <w:sz w:val="24"/>
-        </w:rPr>
-        <w:t>}}</w:t>
-      </w:r>
-      <w:r>
-        <w:rPr>
-          <w:rFonts w:ascii="Times New Roman" w:hAnsi="Times New Roman"/>
-          <w:sz w:val="24"/>
-        </w:rPr>
-        <w:br/>
-        <w:t>Hôm nay, chúng tôi tiến hành lập báo cáo kết quả đánh giá cho gói thầu sau:</w:t>
-      </w:r>
-      <w:r>
-        <w:rPr>
-          <w:rFonts w:ascii="Times New Roman" w:hAnsi="Times New Roman"/>
-          <w:sz w:val="24"/>
-        </w:rPr>
-        <w:br/>
-        <w:t xml:space="preserve"> - Tên gói thầu: </w:t>
-      </w:r>
-      <w:r>
-        <w:rPr>
-          <w:rFonts w:ascii="Times New Roman" w:hAnsi="Times New Roman"/>
-          <w:sz w:val="24"/>
-        </w:rPr>
-        <w:t>{{</w:t>
-      </w:r>
-      <w:r>
-        <w:rPr>
-          <w:rFonts w:ascii="Times New Roman" w:hAnsi="Times New Roman"/>
-          <w:sz w:val="24"/>
-        </w:rPr>
-        <w:t>ten_goi_thau</w:t>
-      </w:r>
-      <w:r>
-        <w:rPr>
-          <w:rFonts w:ascii="Times New Roman" w:hAnsi="Times New Roman"/>
-          <w:sz w:val="24"/>
-        </w:rPr>
-        <w:t>}}</w:t>
-      </w:r>
-      <w:r>
-        <w:rPr>
-          <w:rFonts w:ascii="Times New Roman" w:hAnsi="Times New Roman"/>
-          <w:sz w:val="24"/>
-        </w:rPr>
-        <w:t xml:space="preserve"> (Mã gói: </w:t>
-      </w:r>
-      <w:r>
-        <w:rPr>
-          <w:rFonts w:ascii="Times New Roman" w:hAnsi="Times New Roman"/>
-          <w:sz w:val="24"/>
-        </w:rPr>
-        <w:t>{{</w:t>
-      </w:r>
-      <w:r>
-        <w:rPr>
-          <w:rFonts w:ascii="Times New Roman" w:hAnsi="Times New Roman"/>
-          <w:sz w:val="24"/>
-        </w:rPr>
-        <w:t>ma_goi_thau</w:t>
-      </w:r>
-      <w:r>
-        <w:rPr>
-          <w:rFonts w:ascii="Times New Roman" w:hAnsi="Times New Roman"/>
-          <w:sz w:val="24"/>
-        </w:rPr>
-        <w:t>}}</w:t>
-      </w:r>
-      <w:r>
-        <w:rPr>
-          <w:rFonts w:ascii="Times New Roman" w:hAnsi="Times New Roman"/>
-          <w:sz w:val="24"/>
-        </w:rPr>
-        <w:t>)</w:t>
-      </w:r>
-      <w:r>
-        <w:rPr>
-          <w:rFonts w:ascii="Times New Roman" w:hAnsi="Times New Roman"/>
-          <w:sz w:val="24"/>
-        </w:rPr>
-        <w:br/>
-        <w:t xml:space="preserve"> - Giá gói thầu phê duyệt: </w:t>
-      </w:r>
-      <w:r>
-        <w:rPr>
-          <w:rFonts w:ascii="Times New Roman" w:hAnsi="Times New Roman"/>
-          <w:sz w:val="24"/>
-        </w:rPr>
-        <w:t>{{</w:t>
-      </w:r>
-      <w:r>
-        <w:rPr>
-          <w:rFonts w:ascii="Times New Roman" w:hAnsi="Times New Roman"/>
-          <w:sz w:val="24"/>
-        </w:rPr>
-        <w:t>gia_goi_thau</w:t>
-      </w:r>
-      <w:r>
-        <w:rPr>
-          <w:rFonts w:ascii="Times New Roman" w:hAnsi="Times New Roman"/>
-          <w:sz w:val="24"/>
-        </w:rPr>
-        <w:t>}}</w:t>
-      </w:r>
-      <w:r>
-        <w:rPr>
-          <w:rFonts w:ascii="Times New Roman" w:hAnsi="Times New Roman"/>
-          <w:sz w:val="24"/>
-        </w:rPr>
-        <w:t xml:space="preserve"> VNĐ</w:t>
-      </w:r>
-      <w:r>
-        <w:rPr>
-          <w:rFonts w:ascii="Times New Roman" w:hAnsi="Times New Roman"/>
-          <w:sz w:val="24"/>
-        </w:rPr>
-        <w:br/>
-        <w:t xml:space="preserve">- ngày mở thầu: </w:t>
-      </w:r>
-      <w:r>
-        <w:rPr>
-          <w:rFonts w:ascii="Times New Roman" w:hAnsi="Times New Roman"/>
-          <w:sz w:val="24"/>
-        </w:rPr>
-        <w:t>{{</w:t>
-      </w:r>
-      <w:r>
-        <w:rPr>
-          <w:rFonts w:ascii="Times New Roman" w:hAnsi="Times New Roman"/>
-          <w:sz w:val="24"/>
-        </w:rPr>
-        <w:t>mo_thau</w:t>
-      </w:r>
-      <w:r>
-        <w:rPr>
-          <w:rFonts w:ascii="Times New Roman" w:hAnsi="Times New Roman"/>
-          <w:sz w:val="24"/>
-        </w:rPr>
-        <w:t>}}</w:t>
-      </w:r>
-    </w:p>
-    <w:p>
-      <w:pPr>
-        <w:rPr>
-          <w:rFonts w:ascii="Times New Roman" w:hAnsi="Times New Roman"/>
-          <w:sz w:val="24"/>
-        </w:rPr>
-      </w:pPr>
-      <w:r>
-        <w:rPr>
-          <w:rFonts w:ascii="Times New Roman" w:hAnsi="Times New Roman"/>
-          <w:sz w:val="24"/>
-        </w:rPr>
-        <w:t xml:space="preserve">- phép trừ: </w:t>
-      </w:r>
-      <w:r>
-        <w:rPr>
-          <w:rFonts w:ascii="Times New Roman" w:hAnsi="Times New Roman"/>
-          <w:sz w:val="24"/>
-        </w:rPr>
-        <w:t>{{</w:t>
-      </w:r>
-      <w:r>
-        <w:rPr>
-          <w:rFonts w:ascii="Times New Roman" w:hAnsi="Times New Roman"/>
-          <w:sz w:val="24"/>
-        </w:rPr>
-        <w:t>mo_thau</w:t>
-      </w:r>
-      <w:r>
-        <w:rPr>
-          <w:rFonts w:ascii="Times New Roman" w:hAnsi="Times New Roman"/>
-          <w:sz w:val="24"/>
-        </w:rPr>
-        <w:t xml:space="preserve"> </w:t>
-      </w:r>
-      <w:r>
-        <w:rPr>
-          <w:rFonts w:ascii="Times New Roman" w:hAnsi="Times New Roman"/>
-          <w:sz w:val="24"/>
-        </w:rPr>
-        <w:t>-</w:t>
-      </w:r>
-      <w:r>
-        <w:rPr>
-          <w:rFonts w:ascii="Times New Roman" w:hAnsi="Times New Roman"/>
-          <w:sz w:val="24"/>
-        </w:rPr>
-        <w:t xml:space="preserve"> </w:t>
-      </w:r>
-      <w:r>
-        <w:rPr>
-          <w:rFonts w:ascii="Times New Roman" w:hAnsi="Times New Roman"/>
-          <w:sz w:val="24"/>
-        </w:rPr>
-        <w:t>ngay_phe_duyet</w:t>
-      </w:r>
-      <w:r>
-        <w:rPr>
-          <w:rFonts w:ascii="Times New Roman" w:hAnsi="Times New Roman"/>
-          <w:sz w:val="24"/>
-        </w:rPr>
-        <w:t>}}</w:t>
-      </w:r>
-    </w:p>
-    <w:p>
-      <w:pPr>
-        <w:rPr>
-          <w:rFonts w:ascii="Times New Roman" w:hAnsi="Times New Roman"/>
-          <w:sz w:val="24"/>
-        </w:rPr>
-      </w:pPr>
-      <w:r>
-        <w:rPr>
-          <w:rFonts w:ascii="Times New Roman" w:hAnsi="Times New Roman"/>
-          <w:sz w:val="24"/>
-        </w:rPr>
-        <w:t xml:space="preserve">- </w:t>
-      </w:r>
-      <w:r>
-        <w:rPr>
-          <w:rFonts w:ascii="Times New Roman" w:hAnsi="Times New Roman"/>
-          <w:sz w:val="24"/>
-        </w:rPr>
-        <w:t xml:space="preserve">ngày đánh giá: </w:t>
-      </w:r>
-      <w:r>
-        <w:rPr>
-          <w:rFonts w:ascii="Times New Roman" w:hAnsi="Times New Roman"/>
-          <w:sz w:val="24"/>
-        </w:rPr>
-        <w:t>{{</w:t>
-      </w:r>
-      <w:r>
-        <w:rPr>
-          <w:rFonts w:ascii="Times New Roman" w:hAnsi="Times New Roman"/>
-          <w:sz w:val="24"/>
-        </w:rPr>
-        <w:t>S</w:t>
-      </w:r>
-      <w:r>
-        <w:rPr>
-          <w:rFonts w:ascii="Times New Roman" w:hAnsi="Times New Roman"/>
-          <w:sz w:val="24"/>
-        </w:rPr>
-        <w:t>_</w:t>
-      </w:r>
-      <w:r>
-        <w:rPr>
-          <w:rFonts w:ascii="Times New Roman" w:hAnsi="Times New Roman"/>
-          <w:sz w:val="24"/>
-        </w:rPr>
-        <w:t>mo_thau</w:t>
-      </w:r>
-      <w:r>
-        <w:rPr>
-          <w:rFonts w:ascii="Times New Roman" w:hAnsi="Times New Roman"/>
-          <w:sz w:val="24"/>
-        </w:rPr>
-        <w:t>}}</w:t>
-      </w:r>
-    </w:p>
-    <w:p>
-      <w:pPr>
-        <w:rPr>
-          <w:rFonts w:ascii="Times New Roman" w:hAnsi="Times New Roman"/>
-          <w:bCs/>
-          <w:sz w:val="24"/>
-        </w:rPr>
-      </w:pPr>
-      <w:r>
-        <w:rPr>
-          <w:rFonts w:ascii="Times New Roman" w:hAnsi="Times New Roman"/>
-          <w:sz w:val="24"/>
-        </w:rPr>
-        <w:t xml:space="preserve">- Năm mở thầu: </w:t>
-      </w:r>
-      <w:r>
-        <w:rPr>
-          <w:rFonts w:ascii="Times New Roman" w:hAnsi="Times New Roman"/>
-          <w:sz w:val="24"/>
-        </w:rPr>
-        <w:t>{{</w:t>
-      </w:r>
-      <w:r>
-        <w:rPr>
-          <w:rFonts w:ascii="Times New Roman" w:hAnsi="Times New Roman"/>
-          <w:sz w:val="24"/>
-        </w:rPr>
-        <w:t>nam_</w:t>
-      </w:r>
-      <w:r>
-        <w:rPr>
-          <w:rFonts w:ascii="Times New Roman" w:hAnsi="Times New Roman"/>
-          <w:sz w:val="24"/>
-        </w:rPr>
-        <w:t>mo_thau</w:t>
-      </w:r>
-      <w:r>
-        <w:rPr>
-          <w:rFonts w:ascii="Times New Roman" w:hAnsi="Times New Roman"/>
-          <w:sz w:val="24"/>
-        </w:rPr>
-        <w:t>}}</w:t>
-      </w:r>
-    </w:p>
-    <w:p>
-      <w:pPr>
-        <w:rPr>
-          <w:rFonts w:ascii="Times New Roman" w:hAnsi="Times New Roman"/>
-          <w:sz w:val="24"/>
-        </w:rPr>
-      </w:pPr>
-      <w:r>
-        <w:rPr>
-          <w:rFonts w:ascii="Times New Roman" w:hAnsi="Times New Roman"/>
-          <w:sz w:val="24"/>
-        </w:rPr>
-        <w:t>{{</w:t>
-      </w:r>
-      <w:r>
-        <w:rPr>
-          <w:rFonts w:ascii="Times New Roman" w:hAnsi="Times New Roman"/>
-          <w:sz w:val="24"/>
-        </w:rPr>
-        <w:t>ngay_quyet_dinh_goi_thau</w:t>
-      </w:r>
-      <w:r>
-        <w:rPr>
-          <w:rFonts w:ascii="Times New Roman" w:hAnsi="Times New Roman"/>
-          <w:sz w:val="24"/>
-        </w:rPr>
-        <w:t>}}</w:t>
-      </w:r>
-    </w:p>
-    <w:p>
-      <w:pPr>
-        <w:rPr>
-          <w:color w:val="EE0000"/>
-        </w:rPr>
-      </w:pPr>
-      <w:r>
-        <w:rPr>
-          <w:rFonts w:ascii="Times New Roman" w:hAnsi="Times New Roman"/>
-          <w:sz w:val="24"/>
-        </w:rPr>
-        <w:t xml:space="preserve">- Bằng chữ: </w:t>
-      </w:r>
-      <w:r>
-        <w:rPr>
-          <w:rFonts w:ascii="Times New Roman" w:hAnsi="Times New Roman"/>
-          <w:sz w:val="24"/>
-        </w:rPr>
-        <w:t>{{</w:t>
-      </w:r>
-      <w:r>
-        <w:rPr>
-          <w:rFonts w:ascii="Times New Roman" w:hAnsi="Times New Roman"/>
-          <w:sz w:val="24"/>
-        </w:rPr>
-        <w:t>bangchu_gia_goi_thau</w:t>
-      </w:r>
-      <w:r>
-        <w:rPr>
-          <w:rFonts w:ascii="Times New Roman" w:hAnsi="Times New Roman"/>
-          <w:sz w:val="24"/>
-        </w:rPr>
-        <w:t>}}</w:t>
-      </w:r>
-      <w:r>
-        <w:rPr>
-          <w:rFonts w:ascii="Times New Roman" w:hAnsi="Times New Roman"/>
-          <w:sz w:val="24"/>
-        </w:rPr>
-        <w:br/>
-        <w:t xml:space="preserve"> - Hình thức/Phương thức lựa chọn: </w:t>
-      </w:r>
-      <w:r>
-        <w:rPr>
-          <w:rFonts w:ascii="Times New Roman" w:hAnsi="Times New Roman"/>
-          <w:sz w:val="24"/>
-        </w:rPr>
-        <w:t>{{</w:t>
-      </w:r>
-      <w:r>
-        <w:rPr>
-          <w:rFonts w:ascii="Times New Roman" w:hAnsi="Times New Roman"/>
-          <w:sz w:val="24"/>
-        </w:rPr>
-        <w:t>phuong_thuc_lua_chon</w:t>
-      </w:r>
-      <w:r>
-        <w:rPr>
-          <w:rFonts w:ascii="Times New Roman" w:hAnsi="Times New Roman"/>
-          <w:sz w:val="24"/>
-        </w:rPr>
-        <w:t>}}</w:t>
-      </w:r>
-      <w:r>
-        <w:rPr>
-          <w:rFonts w:ascii="Times New Roman" w:hAnsi="Times New Roman"/>
-          <w:sz w:val="24"/>
-        </w:rPr>
-        <w:br/>
-        <w:t xml:space="preserve"> - Loại hợp đồng: </w:t>
-      </w:r>
-      <w:r>
-        <w:rPr>
-          <w:rFonts w:ascii="Times New Roman" w:hAnsi="Times New Roman"/>
-          <w:sz w:val="24"/>
-        </w:rPr>
-        <w:t>{{</w:t>
-      </w:r>
-      <w:r>
-        <w:rPr>
-          <w:rFonts w:ascii="Times New Roman" w:hAnsi="Times New Roman"/>
-          <w:sz w:val="24"/>
-        </w:rPr>
-        <w:t>loai_hop_dong</w:t>
-      </w:r>
-      <w:r>
-        <w:rPr>
-          <w:rFonts w:ascii="Times New Roman" w:hAnsi="Times New Roman"/>
-          <w:sz w:val="24"/>
-        </w:rPr>
-        <w:t>}}</w:t>
-      </w:r>
-      <w:r>
-        <w:rPr>
-          <w:rFonts w:ascii="Times New Roman" w:hAnsi="Times New Roman"/>
-          <w:sz w:val="24"/>
-        </w:rPr>
-        <w:br/>
-        <w:t xml:space="preserve"> - Thời gian thực hiện hợp đồng: </w:t>
-      </w:r>
-      <w:r>
-        <w:rPr>
-          <w:rFonts w:ascii="Times New Roman" w:hAnsi="Times New Roman"/>
-          <w:sz w:val="24"/>
-        </w:rPr>
-        <w:t>{{</w:t>
-      </w:r>
-      <w:r>
-        <w:rPr>
-          <w:rFonts w:ascii="Times New Roman" w:hAnsi="Times New Roman"/>
-          <w:sz w:val="24"/>
-        </w:rPr>
-        <w:t>thoi_gian_thuc_hien</w:t>
-      </w:r>
-      <w:r>
-        <w:rPr>
-          <w:rFonts w:ascii="Times New Roman" w:hAnsi="Times New Roman"/>
-          <w:sz w:val="24"/>
-        </w:rPr>
-        <w:t>}}</w:t>
-      </w:r>
-      <w:r>
-        <w:rPr>
-          <w:rFonts w:ascii="Times New Roman" w:hAnsi="Times New Roman"/>
-          <w:sz w:val="24"/>
-        </w:rPr>
-        <w:t xml:space="preserve"> ngày.</w:t>
-      </w:r>
-      <w:r>
-        <w:rPr>
-          <w:rFonts w:ascii="Times New Roman" w:hAnsi="Times New Roman"/>
-          <w:sz w:val="24"/>
-        </w:rPr>
-        <w:br/>
-        <w:t xml:space="preserve"> - Nguồn vốn: </w:t>
-      </w:r>
-      <w:r>
-        <w:rPr>
-          <w:rFonts w:ascii="Times New Roman" w:hAnsi="Times New Roman"/>
-          <w:sz w:val="24"/>
-        </w:rPr>
-        <w:t>{{</w:t>
-      </w:r>
-      <w:r>
-        <w:rPr>
-          <w:rFonts w:ascii="Times New Roman" w:hAnsi="Times New Roman"/>
-          <w:sz w:val="24"/>
-        </w:rPr>
-        <w:t>nguon_von</w:t>
-      </w:r>
-      <w:r>
-        <w:rPr>
-          <w:rFonts w:ascii="Times New Roman" w:hAnsi="Times New Roman"/>
-          <w:sz w:val="24"/>
-        </w:rPr>
-        <w:t>}}</w:t>
-      </w:r>
-      <w:r>
-        <w:rPr>
-          <w:rFonts w:ascii="Times New Roman" w:hAnsi="Times New Roman"/>
-          <w:sz w:val="24"/>
-        </w:rPr>
-        <w:t>.</w:t>
-      </w:r>
-      <w:r>
-        <w:rPr>
-          <w:rFonts w:ascii="Times New Roman" w:hAnsi="Times New Roman"/>
-          <w:sz w:val="24"/>
-        </w:rPr>
-        <w:br/>
-      </w:r>
-      <w:r>
-        <w:rPr>
-          <w:color w:val="EE0000"/>
-        </w:rPr>
-        <w:t>{{</w:t>
-      </w:r>
-      <w:r>
-        <w:rPr>
-          <w:color w:val="EE0000"/>
-        </w:rPr>
-        <w:t>mst_cdt</w:t>
-      </w:r>
-      <w:r>
-        <w:rPr>
-          <w:color w:val="EE0000"/>
-        </w:rPr>
-        <w:t>}}</w:t>
-      </w:r>
-    </w:p>
-    <w:p>
-      <w:pPr>
-        <w:rPr>
-          <w:color w:val="EE0000"/>
-        </w:rPr>
-      </w:pPr>
-      <w:r>
-        <w:rPr>
-          <w:color w:val="EE0000"/>
-        </w:rPr>
-        <w:t>{{</w:t>
-      </w:r>
-      <w:r>
-        <w:rPr>
-          <w:color w:val="EE0000"/>
-        </w:rPr>
-        <w:t>Dia_Chi_Day_Du_CDT</w:t>
-      </w:r>
-      <w:r>
-        <w:rPr>
-          <w:color w:val="EE0000"/>
-        </w:rPr>
-        <w:t>}}</w:t>
-      </w:r>
-      <w:r>
-        <w:rPr>
-          <w:color w:val="EE0000"/>
-        </w:rPr>
-        <w:br/>
-      </w:r>
-      <w:r>
-        <w:rPr>
-          <w:color w:val="EE0000"/>
-        </w:rPr>
-        <w:t>{{</w:t>
-      </w:r>
-      <w:r>
-        <w:rPr>
-          <w:color w:val="EE0000"/>
-        </w:rPr>
-        <w:t>qhns</w:t>
-      </w:r>
-      <w:r>
-        <w:rPr>
-          <w:color w:val="EE0000"/>
-        </w:rPr>
-        <w:t>}}</w:t>
-      </w:r>
-    </w:p>
-    <w:p>
       <w:r>
         <w:t>I.1. DANH SÁCH TỔ CHUYÊN GIA CHẤM THẦU</w:t>
       </w:r>
@@ -954,7 +155,6 @@
               <w:jc w:val="center"/>
             </w:pPr>
             <w:r>
-              <w:lastRenderedPageBreak/>
               <w:t>{%tr for cg in Danh_Sach_Chuyen_Gia %}{{ cg.stt }}</w:t>
             </w:r>
           </w:p>
@@ -1507,6 +707,7 @@
               <w:rPr>
                 <w:rFonts w:ascii="Times New Roman" w:hAnsi="Times New Roman"/>
               </w:rPr>
+              <w:lastRenderedPageBreak/>
               <w:t>STT</w:t>
             </w:r>
           </w:p>
@@ -1698,7 +899,6 @@
           <w:i/>
           <w:sz w:val="24"/>
         </w:rPr>
-        <w:lastRenderedPageBreak/>
         <w:br/>
       </w:r>
       <w:r>
@@ -2298,7 +1498,12 @@
     <w:p>
       <w:r>
         <w:lastRenderedPageBreak/>
-        <w:t>{#Danh_Sach_Chuyen_Gia}{item.anh_chung_chi} {/Danh_Sach_Chuyen_Gia}</w:t>
+        <w:t>{% for item in Danh_Sach_Chuyen_Gia %}{{ item.anh_chung_chi }}{% endfor %}</w:t>
+      </w:r>
+    </w:p>
+    <w:p>
+      <w:r>
+        <w:t>{#Danh_Sach_Tham_Dinh}{item.anh_chung_chi}{/Danh_Sach_Tham_Dinh}</w:t>
       </w:r>
     </w:p>
     <w:sectPr>
